--- a/pr-preview/pr-92/variance-covariance-tracked-changes.docx
+++ b/pr-preview/pr-92/variance-covariance-tracked-changes.docx
@@ -26,7 +26,7 @@
       </w:pPr>
       <w:ins w:id="2" w:author="PR Preview" w:date="2026-01-01T00:00:00Z">
         <w:r>
-          <w:t xml:space="preserve">Last modified: 2026-10-09 11:32:26 (PDT)</w:t>
+          <w:t xml:space="preserve">Last modified: 2026-10-09 11:45:43 (PDT)</w:t>
         </w:r>
       </w:ins>
     </w:p>
@@ -49905,7 +49905,7 @@
           <w:rPr>
             <w:rStyle w:val="NormalTok"/>
           </w:rPr>
-          <w:t xml:space="preserve">ggplot2</w:t>
+          <w:t xml:space="preserve">tibble</w:t>
         </w:r>
       </w:ins>
       <w:ins w:id="51" w:author="PR Preview" w:date="2026-01-01T00:00:00Z">
@@ -49921,7 +49921,7 @@
           <w:rPr>
             <w:rStyle w:val="FunctionTok"/>
           </w:rPr>
-          <w:t xml:space="preserve">ggplot</w:t>
+          <w:t xml:space="preserve">tibble</w:t>
         </w:r>
       </w:ins>
       <w:ins w:id="53" w:author="PR Preview" w:date="2026-01-01T00:00:00Z">
@@ -49929,7 +49929,7 @@
           <w:rPr>
             <w:rStyle w:val="NormalTok"/>
           </w:rPr>
-          <w:t xml:space="preserve">(tibble</w:t>
+          <w:t xml:space="preserve">(x, y) </w:t>
         </w:r>
       </w:ins>
       <w:ins w:id="54" w:author="PR Preview" w:date="2026-01-01T00:00:00Z">
@@ -49937,15 +49937,12 @@
           <w:rPr>
             <w:rStyle w:val="SpecialCharTok"/>
           </w:rPr>
-          <w:t xml:space="preserve">::</w:t>
+          <w:t xml:space="preserve">|&gt;</w:t>
         </w:r>
       </w:ins>
       <w:ins w:id="55" w:author="PR Preview" w:date="2026-01-01T00:00:00Z">
         <w:r>
-          <w:rPr>
-            <w:rStyle w:val="FunctionTok"/>
-          </w:rPr>
-          <w:t xml:space="preserve">tibble</w:t>
+          <w:br/>
         </w:r>
       </w:ins>
       <w:ins w:id="56" w:author="PR Preview" w:date="2026-01-01T00:00:00Z">
@@ -49953,7 +49950,7 @@
           <w:rPr>
             <w:rStyle w:val="NormalTok"/>
           </w:rPr>
-          <w:t xml:space="preserve">(x, y), ggplot2</w:t>
+          <w:t xml:space="preserve">  ggplot2</w:t>
         </w:r>
       </w:ins>
       <w:ins w:id="57" w:author="PR Preview" w:date="2026-01-01T00:00:00Z">
@@ -49969,7 +49966,7 @@
           <w:rPr>
             <w:rStyle w:val="FunctionTok"/>
           </w:rPr>
-          <w:t xml:space="preserve">aes</w:t>
+          <w:t xml:space="preserve">ggplot</w:t>
         </w:r>
       </w:ins>
       <w:ins w:id="59" w:author="PR Preview" w:date="2026-01-01T00:00:00Z">
@@ -49977,10 +49974,34 @@
           <w:rPr>
             <w:rStyle w:val="NormalTok"/>
           </w:rPr>
+          <w:t xml:space="preserve">(ggplot2</w:t>
+        </w:r>
+      </w:ins>
+      <w:ins w:id="60" w:author="PR Preview" w:date="2026-01-01T00:00:00Z">
+        <w:r>
+          <w:rPr>
+            <w:rStyle w:val="SpecialCharTok"/>
+          </w:rPr>
+          <w:t xml:space="preserve">::</w:t>
+        </w:r>
+      </w:ins>
+      <w:ins w:id="61" w:author="PR Preview" w:date="2026-01-01T00:00:00Z">
+        <w:r>
+          <w:rPr>
+            <w:rStyle w:val="FunctionTok"/>
+          </w:rPr>
+          <w:t xml:space="preserve">aes</w:t>
+        </w:r>
+      </w:ins>
+      <w:ins w:id="62" w:author="PR Preview" w:date="2026-01-01T00:00:00Z">
+        <w:r>
+          <w:rPr>
+            <w:rStyle w:val="NormalTok"/>
+          </w:rPr>
           <w:t xml:space="preserve">(</w:t>
         </w:r>
       </w:ins>
-      <w:ins w:id="60" w:author="PR Preview" w:date="2026-01-01T00:00:00Z">
+      <w:ins w:id="63" w:author="PR Preview" w:date="2026-01-01T00:00:00Z">
         <w:r>
           <w:rPr>
             <w:rStyle w:val="AttributeTok"/>
@@ -49988,7 +50009,7 @@
           <w:t xml:space="preserve">x =</w:t>
         </w:r>
       </w:ins>
-      <w:ins w:id="61" w:author="PR Preview" w:date="2026-01-01T00:00:00Z">
+      <w:ins w:id="64" w:author="PR Preview" w:date="2026-01-01T00:00:00Z">
         <w:r>
           <w:rPr>
             <w:rStyle w:val="NormalTok"/>
@@ -49996,7 +50017,7 @@
           <w:t xml:space="preserve"> x, </w:t>
         </w:r>
       </w:ins>
-      <w:ins w:id="62" w:author="PR Preview" w:date="2026-01-01T00:00:00Z">
+      <w:ins w:id="65" w:author="PR Preview" w:date="2026-01-01T00:00:00Z">
         <w:r>
           <w:rPr>
             <w:rStyle w:val="AttributeTok"/>
@@ -50004,7 +50025,7 @@
           <w:t xml:space="preserve">y =</w:t>
         </w:r>
       </w:ins>
-      <w:ins w:id="63" w:author="PR Preview" w:date="2026-01-01T00:00:00Z">
+      <w:ins w:id="66" w:author="PR Preview" w:date="2026-01-01T00:00:00Z">
         <w:r>
           <w:rPr>
             <w:rStyle w:val="NormalTok"/>
@@ -50012,7 +50033,7 @@
           <w:t xml:space="preserve"> y)) </w:t>
         </w:r>
       </w:ins>
-      <w:ins w:id="64" w:author="PR Preview" w:date="2026-01-01T00:00:00Z">
+      <w:ins w:id="67" w:author="PR Preview" w:date="2026-01-01T00:00:00Z">
         <w:r>
           <w:rPr>
             <w:rStyle w:val="SpecialCharTok"/>
@@ -50020,12 +50041,12 @@
           <w:t xml:space="preserve">+</w:t>
         </w:r>
       </w:ins>
-      <w:ins w:id="65" w:author="PR Preview" w:date="2026-01-01T00:00:00Z">
+      <w:ins w:id="68" w:author="PR Preview" w:date="2026-01-01T00:00:00Z">
         <w:r>
           <w:br/>
         </w:r>
       </w:ins>
-      <w:ins w:id="66" w:author="PR Preview" w:date="2026-01-01T00:00:00Z">
+      <w:ins w:id="69" w:author="PR Preview" w:date="2026-01-01T00:00:00Z">
         <w:r>
           <w:rPr>
             <w:rStyle w:val="NormalTok"/>
@@ -50033,7 +50054,7 @@
           <w:t xml:space="preserve">  ggplot2</w:t>
         </w:r>
       </w:ins>
-      <w:ins w:id="67" w:author="PR Preview" w:date="2026-01-01T00:00:00Z">
+      <w:ins w:id="70" w:author="PR Preview" w:date="2026-01-01T00:00:00Z">
         <w:r>
           <w:rPr>
             <w:rStyle w:val="SpecialCharTok"/>
@@ -50041,7 +50062,7 @@
           <w:t xml:space="preserve">::</w:t>
         </w:r>
       </w:ins>
-      <w:ins w:id="68" w:author="PR Preview" w:date="2026-01-01T00:00:00Z">
+      <w:ins w:id="71" w:author="PR Preview" w:date="2026-01-01T00:00:00Z">
         <w:r>
           <w:rPr>
             <w:rStyle w:val="FunctionTok"/>
@@ -50049,7 +50070,7 @@
           <w:t xml:space="preserve">geom_point</w:t>
         </w:r>
       </w:ins>
-      <w:ins w:id="69" w:author="PR Preview" w:date="2026-01-01T00:00:00Z">
+      <w:ins w:id="72" w:author="PR Preview" w:date="2026-01-01T00:00:00Z">
         <w:r>
           <w:rPr>
             <w:rStyle w:val="NormalTok"/>
@@ -50057,7 +50078,7 @@
           <w:t xml:space="preserve">(</w:t>
         </w:r>
       </w:ins>
-      <w:ins w:id="70" w:author="PR Preview" w:date="2026-01-01T00:00:00Z">
+      <w:ins w:id="73" w:author="PR Preview" w:date="2026-01-01T00:00:00Z">
         <w:r>
           <w:rPr>
             <w:rStyle w:val="AttributeTok"/>
@@ -50065,7 +50086,7 @@
           <w:t xml:space="preserve">alpha =</w:t>
         </w:r>
       </w:ins>
-      <w:ins w:id="71" w:author="PR Preview" w:date="2026-01-01T00:00:00Z">
+      <w:ins w:id="74" w:author="PR Preview" w:date="2026-01-01T00:00:00Z">
         <w:r>
           <w:rPr>
             <w:rStyle w:val="NormalTok"/>
@@ -50073,7 +50094,7 @@
           <w:t xml:space="preserve"> </w:t>
         </w:r>
       </w:ins>
-      <w:ins w:id="72" w:author="PR Preview" w:date="2026-01-01T00:00:00Z">
+      <w:ins w:id="75" w:author="PR Preview" w:date="2026-01-01T00:00:00Z">
         <w:r>
           <w:rPr>
             <w:rStyle w:val="FloatTok"/>
@@ -50081,7 +50102,7 @@
           <w:t xml:space="preserve">0.4</w:t>
         </w:r>
       </w:ins>
-      <w:ins w:id="73" w:author="PR Preview" w:date="2026-01-01T00:00:00Z">
+      <w:ins w:id="76" w:author="PR Preview" w:date="2026-01-01T00:00:00Z">
         <w:r>
           <w:rPr>
             <w:rStyle w:val="NormalTok"/>
@@ -50089,7 +50110,7 @@
           <w:t xml:space="preserve">, </w:t>
         </w:r>
       </w:ins>
-      <w:ins w:id="74" w:author="PR Preview" w:date="2026-01-01T00:00:00Z">
+      <w:ins w:id="77" w:author="PR Preview" w:date="2026-01-01T00:00:00Z">
         <w:r>
           <w:rPr>
             <w:rStyle w:val="AttributeTok"/>
@@ -50097,7 +50118,7 @@
           <w:t xml:space="preserve">size =</w:t>
         </w:r>
       </w:ins>
-      <w:ins w:id="75" w:author="PR Preview" w:date="2026-01-01T00:00:00Z">
+      <w:ins w:id="78" w:author="PR Preview" w:date="2026-01-01T00:00:00Z">
         <w:r>
           <w:rPr>
             <w:rStyle w:val="NormalTok"/>
@@ -50105,7 +50126,7 @@
           <w:t xml:space="preserve"> </w:t>
         </w:r>
       </w:ins>
-      <w:ins w:id="76" w:author="PR Preview" w:date="2026-01-01T00:00:00Z">
+      <w:ins w:id="79" w:author="PR Preview" w:date="2026-01-01T00:00:00Z">
         <w:r>
           <w:rPr>
             <w:rStyle w:val="DecValTok"/>
@@ -50113,7 +50134,7 @@
           <w:t xml:space="preserve">2</w:t>
         </w:r>
       </w:ins>
-      <w:ins w:id="77" w:author="PR Preview" w:date="2026-01-01T00:00:00Z">
+      <w:ins w:id="80" w:author="PR Preview" w:date="2026-01-01T00:00:00Z">
         <w:r>
           <w:rPr>
             <w:rStyle w:val="NormalTok"/>
@@ -50121,7 +50142,7 @@
           <w:t xml:space="preserve">) </w:t>
         </w:r>
       </w:ins>
-      <w:ins w:id="78" w:author="PR Preview" w:date="2026-01-01T00:00:00Z">
+      <w:ins w:id="81" w:author="PR Preview" w:date="2026-01-01T00:00:00Z">
         <w:r>
           <w:rPr>
             <w:rStyle w:val="SpecialCharTok"/>
@@ -50129,12 +50150,12 @@
           <w:t xml:space="preserve">+</w:t>
         </w:r>
       </w:ins>
-      <w:ins w:id="79" w:author="PR Preview" w:date="2026-01-01T00:00:00Z">
+      <w:ins w:id="82" w:author="PR Preview" w:date="2026-01-01T00:00:00Z">
         <w:r>
           <w:br/>
         </w:r>
       </w:ins>
-      <w:ins w:id="80" w:author="PR Preview" w:date="2026-01-01T00:00:00Z">
+      <w:ins w:id="83" w:author="PR Preview" w:date="2026-01-01T00:00:00Z">
         <w:r>
           <w:rPr>
             <w:rStyle w:val="NormalTok"/>
@@ -50142,7 +50163,7 @@
           <w:t xml:space="preserve">  ggplot2</w:t>
         </w:r>
       </w:ins>
-      <w:ins w:id="81" w:author="PR Preview" w:date="2026-01-01T00:00:00Z">
+      <w:ins w:id="84" w:author="PR Preview" w:date="2026-01-01T00:00:00Z">
         <w:r>
           <w:rPr>
             <w:rStyle w:val="SpecialCharTok"/>
@@ -50150,7 +50171,7 @@
           <w:t xml:space="preserve">::</w:t>
         </w:r>
       </w:ins>
-      <w:ins w:id="82" w:author="PR Preview" w:date="2026-01-01T00:00:00Z">
+      <w:ins w:id="85" w:author="PR Preview" w:date="2026-01-01T00:00:00Z">
         <w:r>
           <w:rPr>
             <w:rStyle w:val="FunctionTok"/>
@@ -50158,7 +50179,7 @@
           <w:t xml:space="preserve">labs</w:t>
         </w:r>
       </w:ins>
-      <w:ins w:id="83" w:author="PR Preview" w:date="2026-01-01T00:00:00Z">
+      <w:ins w:id="86" w:author="PR Preview" w:date="2026-01-01T00:00:00Z">
         <w:r>
           <w:rPr>
             <w:rStyle w:val="NormalTok"/>
@@ -50166,7 +50187,7 @@
           <w:t xml:space="preserve">(</w:t>
         </w:r>
       </w:ins>
-      <w:ins w:id="84" w:author="PR Preview" w:date="2026-01-01T00:00:00Z">
+      <w:ins w:id="87" w:author="PR Preview" w:date="2026-01-01T00:00:00Z">
         <w:r>
           <w:rPr>
             <w:rStyle w:val="AttributeTok"/>
@@ -50174,7 +50195,7 @@
           <w:t xml:space="preserve">x =</w:t>
         </w:r>
       </w:ins>
-      <w:ins w:id="85" w:author="PR Preview" w:date="2026-01-01T00:00:00Z">
+      <w:ins w:id="88" w:author="PR Preview" w:date="2026-01-01T00:00:00Z">
         <w:r>
           <w:rPr>
             <w:rStyle w:val="NormalTok"/>
@@ -50182,7 +50203,7 @@
           <w:t xml:space="preserve"> </w:t>
         </w:r>
       </w:ins>
-      <w:ins w:id="86" w:author="PR Preview" w:date="2026-01-01T00:00:00Z">
+      <w:ins w:id="89" w:author="PR Preview" w:date="2026-01-01T00:00:00Z">
         <w:r>
           <w:rPr>
             <w:rStyle w:val="StringTok"/>
@@ -50190,7 +50211,7 @@
           <w:t xml:space="preserve">"horsepower"</w:t>
         </w:r>
       </w:ins>
-      <w:ins w:id="87" w:author="PR Preview" w:date="2026-01-01T00:00:00Z">
+      <w:ins w:id="90" w:author="PR Preview" w:date="2026-01-01T00:00:00Z">
         <w:r>
           <w:rPr>
             <w:rStyle w:val="NormalTok"/>
@@ -50198,7 +50219,7 @@
           <w:t xml:space="preserve">, </w:t>
         </w:r>
       </w:ins>
-      <w:ins w:id="88" w:author="PR Preview" w:date="2026-01-01T00:00:00Z">
+      <w:ins w:id="91" w:author="PR Preview" w:date="2026-01-01T00:00:00Z">
         <w:r>
           <w:rPr>
             <w:rStyle w:val="AttributeTok"/>
@@ -50206,7 +50227,7 @@
           <w:t xml:space="preserve">y =</w:t>
         </w:r>
       </w:ins>
-      <w:ins w:id="89" w:author="PR Preview" w:date="2026-01-01T00:00:00Z">
+      <w:ins w:id="92" w:author="PR Preview" w:date="2026-01-01T00:00:00Z">
         <w:r>
           <w:rPr>
             <w:rStyle w:val="NormalTok"/>
@@ -50214,7 +50235,7 @@
           <w:t xml:space="preserve"> </w:t>
         </w:r>
       </w:ins>
-      <w:ins w:id="90" w:author="PR Preview" w:date="2026-01-01T00:00:00Z">
+      <w:ins w:id="93" w:author="PR Preview" w:date="2026-01-01T00:00:00Z">
         <w:r>
           <w:rPr>
             <w:rStyle w:val="StringTok"/>
@@ -50222,7 +50243,7 @@
           <w:t xml:space="preserve">"miles per gallon"</w:t>
         </w:r>
       </w:ins>
-      <w:ins w:id="91" w:author="PR Preview" w:date="2026-01-01T00:00:00Z">
+      <w:ins w:id="94" w:author="PR Preview" w:date="2026-01-01T00:00:00Z">
         <w:r>
           <w:rPr>
             <w:rStyle w:val="NormalTok"/>
@@ -50230,7 +50251,7 @@
           <w:t xml:space="preserve">) </w:t>
         </w:r>
       </w:ins>
-      <w:ins w:id="92" w:author="PR Preview" w:date="2026-01-01T00:00:00Z">
+      <w:ins w:id="95" w:author="PR Preview" w:date="2026-01-01T00:00:00Z">
         <w:r>
           <w:rPr>
             <w:rStyle w:val="SpecialCharTok"/>
@@ -50238,12 +50259,12 @@
           <w:t xml:space="preserve">+</w:t>
         </w:r>
       </w:ins>
-      <w:ins w:id="93" w:author="PR Preview" w:date="2026-01-01T00:00:00Z">
+      <w:ins w:id="96" w:author="PR Preview" w:date="2026-01-01T00:00:00Z">
         <w:r>
           <w:br/>
         </w:r>
       </w:ins>
-      <w:ins w:id="94" w:author="PR Preview" w:date="2026-01-01T00:00:00Z">
+      <w:ins w:id="97" w:author="PR Preview" w:date="2026-01-01T00:00:00Z">
         <w:r>
           <w:rPr>
             <w:rStyle w:val="NormalTok"/>
@@ -50251,7 +50272,7 @@
           <w:t xml:space="preserve">  ggplot2</w:t>
         </w:r>
       </w:ins>
-      <w:ins w:id="95" w:author="PR Preview" w:date="2026-01-01T00:00:00Z">
+      <w:ins w:id="98" w:author="PR Preview" w:date="2026-01-01T00:00:00Z">
         <w:r>
           <w:rPr>
             <w:rStyle w:val="SpecialCharTok"/>
@@ -50259,7 +50280,7 @@
           <w:t xml:space="preserve">::</w:t>
         </w:r>
       </w:ins>
-      <w:ins w:id="96" w:author="PR Preview" w:date="2026-01-01T00:00:00Z">
+      <w:ins w:id="99" w:author="PR Preview" w:date="2026-01-01T00:00:00Z">
         <w:r>
           <w:rPr>
             <w:rStyle w:val="FunctionTok"/>
@@ -50267,7 +50288,7 @@
           <w:t xml:space="preserve">theme_minimal</w:t>
         </w:r>
       </w:ins>
-      <w:ins w:id="97" w:author="PR Preview" w:date="2026-01-01T00:00:00Z">
+      <w:ins w:id="100" w:author="PR Preview" w:date="2026-01-01T00:00:00Z">
         <w:r>
           <w:rPr>
             <w:rStyle w:val="NormalTok"/>
